--- a/Entregables_Impresiones/Entregable30SEP2025.docx
+++ b/Entregables_Impresiones/Entregable30SEP2025.docx
@@ -417,11 +417,20 @@
           <w:rFonts w:ascii="Arial" w:hAnsi="Arial" w:cs="Arial"/>
         </w:rPr>
       </w:pPr>
-      <w:r>
-        <w:rPr>
-          <w:rFonts w:ascii="Arial" w:hAnsi="Arial" w:cs="Arial"/>
-        </w:rPr>
-        <w:t>deseado, servicio requerido y, en caso necesario, una descripción adicional proporcionada por el administrador, es decir este campo es opcional.</w:t>
+      <w:bookmarkStart w:id="0" w:name="_Hlk210128036"/>
+      <w:r>
+        <w:rPr>
+          <w:rFonts w:ascii="Arial" w:hAnsi="Arial" w:cs="Arial"/>
+        </w:rPr>
+        <w:t>deseado, servicio requerido y, en caso necesario, una descripción adicional pr</w:t>
+      </w:r>
+      <w:bookmarkStart w:id="1" w:name="_GoBack"/>
+      <w:bookmarkEnd w:id="1"/>
+      <w:r>
+        <w:rPr>
+          <w:rFonts w:ascii="Arial" w:hAnsi="Arial" w:cs="Arial"/>
+        </w:rPr>
+        <w:t>oporcionada por el administrador, es decir este campo es opcional.</w:t>
       </w:r>
     </w:p>
     <w:p>
@@ -617,27 +626,7 @@
         <w:rPr>
           <w:rFonts w:ascii="Arial" w:hAnsi="Arial" w:cs="Arial"/>
         </w:rPr>
-        <w:t>El sistema permitirá al administrador modificar citas previamente agendadas, limitando la edición únicamente al cambio de fecha y servicio. Para realizar esta acción, el administrador deberá hacer clic en el ícono “Editar” de la cita correspondiente. Al seleccionarlo, se desplegará un modal que mostrará los datos registrados: nombre completo, número de teléfono, servicio, y descripción (en caso de existir; de lo contrario, el campo se visualizará vacío).</w:t>
-      </w:r>
-    </w:p>
-    <w:p>
-      <w:pPr>
-        <w:pStyle w:val="NormalWeb"/>
-        <w:numPr>
-          <w:ilvl w:val="0"/>
-          <w:numId w:val="5"/>
-        </w:numPr>
-        <w:spacing w:line="360" w:lineRule="auto"/>
-        <w:jc w:val="both"/>
-        <w:rPr>
-          <w:rFonts w:ascii="Arial" w:hAnsi="Arial" w:cs="Arial"/>
-        </w:rPr>
-      </w:pPr>
-      <w:r>
-        <w:rPr>
-          <w:rFonts w:ascii="Arial" w:hAnsi="Arial" w:cs="Arial"/>
-        </w:rPr>
-        <w:t>El sistema realizará una validación al momento en que el administrador seleccione una nueva fecha para agendar. En caso de que la fecha ya cuente con citas registradas, se mostrará una alerta indicando que dicha fecha no está disponible.</w:t>
+        <w:t xml:space="preserve">El sistema permitirá al administrador modificar citas previamente agendadas, limitando la edición únicamente al cambio de fecha y servicio. Para realizar esta acción, el administrador deberá hacer clic en el ícono “Editar” de la cita correspondiente. Al seleccionarlo, se desplegará un modal que mostrará los datos registrados: nombre completo, número de teléfono, servicio, y descripción (en caso de existir; de lo contrario, el campo se visualizará </w:t>
       </w:r>
     </w:p>
     <w:p>
@@ -663,7 +652,7 @@
           <w:szCs w:val="24"/>
           <w:lang w:eastAsia="es-MX"/>
         </w:rPr>
-        <w:t>El sistema deberá permitir al administrador reagendar citas de pacientes que ya tengan una cita previamente registrada. Para ello, el administrador deberá hacer clic en el icono “Reagendar”, lo que iniciará el proceso de cancelar la cita actual y actualizarla con la nueva fecha seleccionada. La nueva fecha estará sujeta a una validación de disponibilidad: si ya existen citas registradas en esa fecha, el sistema mostrará una alerta indicando que no es posible agendar en ese horario.</w:t>
+        <w:t xml:space="preserve">El sistema deberá permitir al administrador reagendar citas de pacientes que ya tengan una cita previamente registrada. Para ello, el administrador deberá hacer clic en el icono “Reagendar”, lo que iniciará el proceso de cancelar la cita actual y actualizarla con la nueva fecha seleccionada. </w:t>
       </w:r>
     </w:p>
     <w:p>
@@ -691,6 +680,43 @@
         <w:t>El sistema permitirá al administrador cancelar citas mediante el ícono “Cancelar”. Al seleccionarlo, se mostrará una alerta de confirmación y, una vez aceptada, la cita será eliminada y la fecha quedará disponible nuevamente.</w:t>
       </w:r>
     </w:p>
+    <w:bookmarkEnd w:id="0"/>
+    <w:p>
+      <w:pPr>
+        <w:spacing w:line="360" w:lineRule="auto"/>
+        <w:jc w:val="both"/>
+        <w:rPr>
+          <w:rFonts w:ascii="Arial" w:hAnsi="Arial" w:cs="Arial"/>
+          <w:b/>
+          <w:bCs/>
+          <w:sz w:val="24"/>
+        </w:rPr>
+      </w:pPr>
+    </w:p>
+    <w:p>
+      <w:pPr>
+        <w:spacing w:line="360" w:lineRule="auto"/>
+        <w:jc w:val="both"/>
+        <w:rPr>
+          <w:rFonts w:ascii="Arial" w:hAnsi="Arial" w:cs="Arial"/>
+          <w:b/>
+          <w:bCs/>
+          <w:sz w:val="24"/>
+        </w:rPr>
+      </w:pPr>
+    </w:p>
+    <w:p>
+      <w:pPr>
+        <w:spacing w:line="360" w:lineRule="auto"/>
+        <w:jc w:val="both"/>
+        <w:rPr>
+          <w:rFonts w:ascii="Arial" w:hAnsi="Arial" w:cs="Arial"/>
+          <w:b/>
+          <w:bCs/>
+          <w:sz w:val="24"/>
+        </w:rPr>
+      </w:pPr>
+    </w:p>
     <w:p>
       <w:pPr>
         <w:spacing w:line="360" w:lineRule="auto"/>
@@ -1463,15 +1489,7 @@
         <w:rPr>
           <w:rFonts w:ascii="Arial" w:hAnsi="Arial" w:cs="Arial"/>
         </w:rPr>
-        <w:t xml:space="preserve"> por medio de colores para que pueda identific</w:t>
-      </w:r>
-      <w:bookmarkStart w:id="0" w:name="_GoBack"/>
-      <w:bookmarkEnd w:id="0"/>
-      <w:r>
-        <w:rPr>
-          <w:rFonts w:ascii="Arial" w:hAnsi="Arial" w:cs="Arial"/>
-        </w:rPr>
-        <w:t>ar la disponibilidad</w:t>
+        <w:t xml:space="preserve"> por medio de colores para que pueda identificar la disponibilidad</w:t>
       </w:r>
       <w:r>
         <w:rPr>
